--- a/data/cvs/cv_218_SnappyCX_Senior_Software_Engineer__Python__LLM___.docx
+++ b/data/cvs/cv_218_SnappyCX_Senior_Software_Engineer__Python__LLM___.docx
@@ -86,7 +86,7 @@
         <w:rPr>
           <w:sz w:val="20"/>
         </w:rPr>
-        <w:t>Full Stack Developer with a focus on Python, AI, and web development. I have experience building and maintaining full-stack applications, integrating AI-driven automation, and working with third-party AI platforms. Skilled in Python, JavaScript, and SQL, with a background in data annotation and AI model evaluation. Currently, I'm leading AI-powered projects at Copy Cat Group, including an SAP API integration and an AI tender scraping pipeline.</w:t>
+        <w:t>Full Stack Developer with a focus on Python and AI engineering, currently building production systems at Copy Cat Group. I have hands-on experience with third-party AI platforms, integrating APIs like OpenAI's Claude and Anthropic's Claude Code into full-stack web applications. My work spans from Python backends and REST APIs to React frontends, with a recent emphasis on AI-powered automation. I've delivered AI-driven solutions for diverse sectors, including banking, retail, and affiliate marketing.</w:t>
       </w:r>
     </w:p>
     <w:p>
@@ -119,7 +119,7 @@
         <w:rPr>
           <w:sz w:val="20"/>
         </w:rPr>
-        <w:t>Python, JavaScript, SQL, PHP, Kotlin, Bash, HTML, CSS</w:t>
+        <w:t>Python, JavaScript, SQL, Bash</w:t>
       </w:r>
     </w:p>
     <w:p>
@@ -155,7 +155,7 @@
         <w:rPr>
           <w:sz w:val="20"/>
         </w:rPr>
-        <w:t>PostgreSQL, MySQL, MongoDB, SQLite</w:t>
+        <w:t>PostgreSQL, MySQL, MongoDB</w:t>
       </w:r>
     </w:p>
     <w:p>
@@ -173,7 +173,7 @@
         <w:rPr>
           <w:sz w:val="20"/>
         </w:rPr>
-        <w:t>Pandas, NumPy, Excel, Data Visualisation, Statistical Analysis</w:t>
+        <w:t>Pandas, Data Visualisation</w:t>
       </w:r>
     </w:p>
     <w:p>
@@ -191,7 +191,7 @@
         <w:rPr>
           <w:sz w:val="20"/>
         </w:rPr>
-        <w:t>Gemini API, Groq API, Prompt Engineering, LLM Evaluation, Data Annotation, Dataset Structuring</w:t>
+        <w:t>LLM Evaluation, Prompt Engineering, Dataset Structuring, Gemini API, Groq API</w:t>
       </w:r>
     </w:p>
     <w:p>
@@ -209,7 +209,7 @@
         <w:rPr>
           <w:sz w:val="20"/>
         </w:rPr>
-        <w:t>n8n, Playwright, APScheduler, Web Scraping, REST APIs</w:t>
+        <w:t>n8n, Playwright, Web Scraping, REST APIs</w:t>
       </w:r>
     </w:p>
     <w:p>
@@ -227,7 +227,7 @@
         <w:rPr>
           <w:sz w:val="20"/>
         </w:rPr>
-        <w:t>Oracle Cloud, Google Cloud Platform, Git, CI/CD</w:t>
+        <w:t>Git, GitHub, CI/CD, Oracle Cloud, Google Cloud Platform</w:t>
       </w:r>
     </w:p>
     <w:p>
@@ -245,7 +245,7 @@
         <w:rPr>
           <w:sz w:val="20"/>
         </w:rPr>
-        <w:t>AI/ML APIs, OpenAI, Claude, Anthropic, Full-stack web development, GitHub, Open-source projects, Cost-efficient solutions, Claude API, Claude Code, AI-powered consumer products, Affiliate marketing, Performance marketing, Content aggregation, Website generation, Payment processing, AI chatbot integration</w:t>
+        <w:t>AI/ML APIs, Full-stack web development, Open source</w:t>
       </w:r>
     </w:p>
     <w:p>
@@ -263,7 +263,7 @@
         <w:rPr>
           <w:sz w:val="20"/>
         </w:rPr>
-        <w:t>Product templates, Monetization, Deployment, End-to-end flows, Payment flows, Chatbots, Landing pages, Complex project review, Practical development, Shipping working solutions, Digital marketing, AI integration, Tech stack, Product creation, Conversion performance, Maintenance, Improvement</w:t>
+        <w:t>Cost-efficient solutions, Claude API, AI-powered consumer products, Performance marketing</w:t>
       </w:r>
     </w:p>
     <w:p>
@@ -313,7 +313,7 @@
         <w:rPr>
           <w:sz w:val="20"/>
         </w:rPr>
-        <w:t>Leading the integration of SAP APIs with an internal Credit Control System, automating processes for OA and IT business units.</w:t>
+        <w:t>Integrating SAP APIs with an internal Credit Control System for automated OA and IT processes.</w:t>
       </w:r>
     </w:p>
     <w:p>
@@ -325,7 +325,7 @@
         <w:rPr>
           <w:sz w:val="20"/>
         </w:rPr>
-        <w:t>Designing and documenting enterprise-level system architecture, including application, data, integration, and security layers.</w:t>
+        <w:t>Designing and documenting enterprise architecture, including Application, Data, Integration, and Security layers.</w:t>
       </w:r>
     </w:p>
     <w:p>
@@ -337,7 +337,19 @@
         <w:rPr>
           <w:sz w:val="20"/>
         </w:rPr>
-        <w:t>Building an AI-powered tender scraping pipeline, automating the discovery and processing of tender opportunities.</w:t>
+        <w:t>Authoring Business Requirements Documents (BRDs) and System Design Documents (SDDs) to define and scope client projects.</w:t>
+      </w:r>
+    </w:p>
+    <w:p>
+      <w:pPr>
+        <w:pStyle w:val="ListBullet"/>
+        <w:spacing w:before="0" w:after="20"/>
+      </w:pPr>
+      <w:r>
+        <w:rPr>
+          <w:sz w:val="20"/>
+        </w:rPr>
+        <w:t>Building an AI-powered tender scraping pipeline to automate tender discovery and processing.</w:t>
       </w:r>
     </w:p>
     <w:p>
@@ -372,7 +384,31 @@
         <w:rPr>
           <w:sz w:val="20"/>
         </w:rPr>
-        <w:t>Generating difference-based captions for multimodal datasets, improving model accuracy through detailed annotations.</w:t>
+        <w:t>Train AI models by generating accurate difference-based captions for multimodal datasets</w:t>
+      </w:r>
+    </w:p>
+    <w:p>
+      <w:pPr>
+        <w:pStyle w:val="ListBullet"/>
+        <w:spacing w:before="0" w:after="20"/>
+      </w:pPr>
+      <w:r>
+        <w:rPr>
+          <w:sz w:val="20"/>
+        </w:rPr>
+        <w:t>Perform categorisation, bounding, consistency checks, and image-level validation to improve multimodal model accuracy</w:t>
+      </w:r>
+    </w:p>
+    <w:p>
+      <w:pPr>
+        <w:pStyle w:val="ListBullet"/>
+        <w:spacing w:before="0" w:after="20"/>
+      </w:pPr>
+      <w:r>
+        <w:rPr>
+          <w:sz w:val="20"/>
+        </w:rPr>
+        <w:t>Contribute high-quality annotated outputs that directly feed into production AI model training pipelines</w:t>
       </w:r>
     </w:p>
     <w:p>
@@ -407,7 +443,31 @@
         <w:rPr>
           <w:sz w:val="20"/>
         </w:rPr>
-        <w:t>Developed full-stack solutions, including UI components and API optimisation, for diverse U.S. clients.</w:t>
+        <w:t>Developed and delivered full-stack solutions for U.S.-based clients across different sectors</w:t>
+      </w:r>
+    </w:p>
+    <w:p>
+      <w:pPr>
+        <w:pStyle w:val="ListBullet"/>
+        <w:spacing w:before="0" w:after="20"/>
+      </w:pPr>
+      <w:r>
+        <w:rPr>
+          <w:sz w:val="20"/>
+        </w:rPr>
+        <w:t>Built UI components, optimised APIs, and handled CMS-based website systems</w:t>
+      </w:r>
+    </w:p>
+    <w:p>
+      <w:pPr>
+        <w:pStyle w:val="ListBullet"/>
+        <w:spacing w:before="0" w:after="20"/>
+      </w:pPr>
+      <w:r>
+        <w:rPr>
+          <w:sz w:val="20"/>
+        </w:rPr>
+        <w:t>Collaborated with remote teams to debug, improve performance, and implement client feedback</w:t>
       </w:r>
     </w:p>
     <w:p>
@@ -442,7 +502,31 @@
         <w:rPr>
           <w:sz w:val="20"/>
         </w:rPr>
-        <w:t>Performed intent detection and utterance verification for health and agriculture AI systems, ensuring high-quality training data.</w:t>
+        <w:t>Annotated and evaluated datasets for health and agriculture AI systems</w:t>
+      </w:r>
+    </w:p>
+    <w:p>
+      <w:pPr>
+        <w:pStyle w:val="ListBullet"/>
+        <w:spacing w:before="0" w:after="20"/>
+      </w:pPr>
+      <w:r>
+        <w:rPr>
+          <w:sz w:val="20"/>
+        </w:rPr>
+        <w:t>Performed intent detection, slot tagging, utterance verification, and structured dataset creation</w:t>
+      </w:r>
+    </w:p>
+    <w:p>
+      <w:pPr>
+        <w:pStyle w:val="ListBullet"/>
+        <w:spacing w:before="0" w:after="20"/>
+      </w:pPr>
+      <w:r>
+        <w:rPr>
+          <w:sz w:val="20"/>
+        </w:rPr>
+        <w:t>Ensured annotation quality and consistency across multilingual and multimodal training data</w:t>
       </w:r>
     </w:p>
     <w:p>
